--- a/projektfeladatAtlagber-main/Dokumentacio.docx
+++ b/projektfeladatAtlagber-main/Dokumentacio.docx
@@ -206,6 +206,13 @@
         </w:rPr>
         <w:t>2. Feladat</w:t>
       </w:r>
+      <w:r>
+        <w:rPr>
+          <w:sz w:val="26"/>
+          <w:szCs w:val="26"/>
+        </w:rPr>
+        <w:t xml:space="preserve"> (dokumentáció: Popány Dávid)</w:t>
+      </w:r>
     </w:p>
     <w:p>
       <w:pPr>
@@ -236,96 +243,650 @@
           <w:sz w:val="24"/>
           <w:szCs w:val="24"/>
         </w:rPr>
-        <w:t xml:space="preserve"> hogy a </w:t>
+        <w:t xml:space="preserve"> hogy a fájlban vannak null értékek és a kód nem tudja értelmezni és kiakad. Tamás </w:t>
+      </w:r>
+      <w:r>
+        <w:rPr>
+          <w:sz w:val="24"/>
+          <w:szCs w:val="24"/>
+        </w:rPr>
+        <w:t>meg</w:t>
+      </w:r>
+      <w:r>
+        <w:rPr>
+          <w:sz w:val="24"/>
+          <w:szCs w:val="24"/>
+        </w:rPr>
+        <w:t>javít</w:t>
+      </w:r>
+      <w:r>
+        <w:rPr>
+          <w:sz w:val="24"/>
+          <w:szCs w:val="24"/>
+        </w:rPr>
+        <w:t>otta</w:t>
+      </w:r>
+      <w:r>
+        <w:rPr>
+          <w:sz w:val="24"/>
+          <w:szCs w:val="24"/>
+        </w:rPr>
+        <w:t xml:space="preserve"> a problémát</w:t>
+      </w:r>
+      <w:r>
+        <w:rPr>
+          <w:sz w:val="24"/>
+          <w:szCs w:val="24"/>
+        </w:rPr>
+        <w:t xml:space="preserve">, null érték helyett semmit adtunk meg. </w:t>
+      </w:r>
+    </w:p>
+    <w:p>
+      <w:pPr>
+        <w:rPr>
+          <w:sz w:val="26"/>
+          <w:szCs w:val="26"/>
+        </w:rPr>
+      </w:pPr>
+      <w:r>
+        <w:rPr>
+          <w:sz w:val="26"/>
+          <w:szCs w:val="26"/>
+        </w:rPr>
+        <w:t>3. Feladat (</w:t>
+      </w:r>
+      <w:r>
+        <w:rPr>
+          <w:sz w:val="26"/>
+          <w:szCs w:val="26"/>
+        </w:rPr>
+        <w:t xml:space="preserve">dokumentáció: </w:t>
+      </w:r>
+      <w:r>
+        <w:rPr>
+          <w:sz w:val="26"/>
+          <w:szCs w:val="26"/>
+        </w:rPr>
+        <w:t>Popány Dávid</w:t>
+      </w:r>
+      <w:r>
+        <w:rPr>
+          <w:sz w:val="26"/>
+          <w:szCs w:val="26"/>
+        </w:rPr>
+        <w:t>)</w:t>
+      </w:r>
+    </w:p>
+    <w:p>
+      <w:pPr>
+        <w:ind w:firstLine="708"/>
+        <w:rPr>
+          <w:sz w:val="24"/>
+          <w:szCs w:val="24"/>
+        </w:rPr>
+      </w:pPr>
+      <w:r>
+        <w:rPr>
+          <w:sz w:val="24"/>
+          <w:szCs w:val="24"/>
+        </w:rPr>
+        <w:t xml:space="preserve">Dániel megoldotta </w:t>
+      </w:r>
+      <w:proofErr w:type="spellStart"/>
+      <w:r>
+        <w:rPr>
+          <w:sz w:val="24"/>
+          <w:szCs w:val="24"/>
+        </w:rPr>
+        <w:t>foreach</w:t>
+      </w:r>
+      <w:proofErr w:type="spellEnd"/>
+      <w:r>
+        <w:rPr>
+          <w:sz w:val="24"/>
+          <w:szCs w:val="24"/>
+        </w:rPr>
+        <w:t>-el</w:t>
+      </w:r>
+      <w:r>
+        <w:rPr>
+          <w:sz w:val="24"/>
+          <w:szCs w:val="24"/>
+        </w:rPr>
+        <w:t>.</w:t>
+      </w:r>
+    </w:p>
+    <w:p>
+      <w:pPr>
+        <w:rPr>
+          <w:sz w:val="26"/>
+          <w:szCs w:val="26"/>
+        </w:rPr>
+      </w:pPr>
+      <w:r>
+        <w:rPr>
+          <w:sz w:val="26"/>
+          <w:szCs w:val="26"/>
+        </w:rPr>
+        <w:t>Tamás a 4. feladat</w:t>
+      </w:r>
+      <w:r>
+        <w:rPr>
+          <w:sz w:val="26"/>
+          <w:szCs w:val="26"/>
+        </w:rPr>
+        <w:t>tal végzett</w:t>
+      </w:r>
+      <w:r>
+        <w:rPr>
+          <w:sz w:val="26"/>
+          <w:szCs w:val="26"/>
+        </w:rPr>
+        <w:t>. (</w:t>
+      </w:r>
+      <w:r>
+        <w:rPr>
+          <w:sz w:val="26"/>
+          <w:szCs w:val="26"/>
+        </w:rPr>
+        <w:t xml:space="preserve">dokumentáció: </w:t>
+      </w:r>
+      <w:r>
+        <w:rPr>
+          <w:sz w:val="26"/>
+          <w:szCs w:val="26"/>
+        </w:rPr>
+        <w:t>Popány Dávid</w:t>
+      </w:r>
+      <w:r>
+        <w:rPr>
+          <w:sz w:val="26"/>
+          <w:szCs w:val="26"/>
+        </w:rPr>
+        <w:t>)</w:t>
+      </w:r>
+    </w:p>
+    <w:p>
+      <w:pPr>
+        <w:ind w:left="708"/>
+        <w:rPr>
+          <w:sz w:val="24"/>
+          <w:szCs w:val="24"/>
+        </w:rPr>
+      </w:pPr>
+      <w:r>
+        <w:rPr>
+          <w:sz w:val="24"/>
+          <w:szCs w:val="24"/>
+        </w:rPr>
+        <w:t>L</w:t>
+      </w:r>
+      <w:r>
+        <w:rPr>
+          <w:sz w:val="24"/>
+          <w:szCs w:val="24"/>
+        </w:rPr>
+        <w:t xml:space="preserve">étrehozott egy számlálót és </w:t>
+      </w:r>
+      <w:proofErr w:type="spellStart"/>
+      <w:r>
+        <w:rPr>
+          <w:sz w:val="24"/>
+          <w:szCs w:val="24"/>
+        </w:rPr>
+        <w:t>foreach</w:t>
+      </w:r>
+      <w:proofErr w:type="spellEnd"/>
+      <w:r>
+        <w:rPr>
+          <w:sz w:val="24"/>
+          <w:szCs w:val="24"/>
+        </w:rPr>
+        <w:t>-el végig ment az adatok listán és összeszámolta az időintervallumot.</w:t>
+      </w:r>
+    </w:p>
+    <w:p>
+      <w:pPr>
+        <w:rPr>
+          <w:sz w:val="26"/>
+          <w:szCs w:val="26"/>
+        </w:rPr>
+      </w:pPr>
+      <w:r>
+        <w:rPr>
+          <w:sz w:val="26"/>
+          <w:szCs w:val="26"/>
+        </w:rPr>
+        <w:t>Eközben Dániel az 5. feladattal foglalkozott.</w:t>
+      </w:r>
+      <w:r>
+        <w:rPr>
+          <w:sz w:val="26"/>
+          <w:szCs w:val="26"/>
+        </w:rPr>
+        <w:t xml:space="preserve"> (</w:t>
+      </w:r>
+      <w:r>
+        <w:rPr>
+          <w:sz w:val="26"/>
+          <w:szCs w:val="26"/>
+        </w:rPr>
+        <w:t xml:space="preserve">dokumentáció: </w:t>
+      </w:r>
+      <w:r>
+        <w:rPr>
+          <w:sz w:val="26"/>
+          <w:szCs w:val="26"/>
+        </w:rPr>
+        <w:t>Popány Dávid</w:t>
+      </w:r>
+      <w:r>
+        <w:rPr>
+          <w:sz w:val="26"/>
+          <w:szCs w:val="26"/>
+        </w:rPr>
+        <w:t>)</w:t>
+      </w:r>
+    </w:p>
+    <w:p>
+      <w:pPr>
+        <w:ind w:firstLine="708"/>
+        <w:rPr>
+          <w:sz w:val="24"/>
+          <w:szCs w:val="24"/>
+        </w:rPr>
+      </w:pPr>
+      <w:r>
+        <w:rPr>
+          <w:sz w:val="24"/>
+          <w:szCs w:val="24"/>
+        </w:rPr>
+        <w:t xml:space="preserve">Egy </w:t>
+      </w:r>
+      <w:proofErr w:type="spellStart"/>
+      <w:r>
+        <w:rPr>
+          <w:sz w:val="24"/>
+          <w:szCs w:val="24"/>
+        </w:rPr>
+        <w:t>foreach</w:t>
+      </w:r>
+      <w:proofErr w:type="spellEnd"/>
+      <w:r>
+        <w:rPr>
+          <w:sz w:val="24"/>
+          <w:szCs w:val="24"/>
+        </w:rPr>
+        <w:t>-el végig ment az adatok</w:t>
+      </w:r>
+      <w:r>
+        <w:rPr>
+          <w:sz w:val="24"/>
+          <w:szCs w:val="24"/>
+        </w:rPr>
+        <w:t xml:space="preserve"> 86-os benzinén</w:t>
+      </w:r>
+      <w:r>
+        <w:rPr>
+          <w:sz w:val="24"/>
+          <w:szCs w:val="24"/>
+        </w:rPr>
+        <w:t xml:space="preserve"> és minden évet külön írt ki. </w:t>
+      </w:r>
+    </w:p>
+    <w:p>
+      <w:pPr>
+        <w:rPr>
+          <w:sz w:val="26"/>
+          <w:szCs w:val="26"/>
+        </w:rPr>
+      </w:pPr>
+      <w:r>
+        <w:rPr>
+          <w:sz w:val="26"/>
+          <w:szCs w:val="26"/>
+        </w:rPr>
+        <w:t xml:space="preserve">6. </w:t>
+      </w:r>
+      <w:r>
+        <w:rPr>
+          <w:sz w:val="26"/>
+          <w:szCs w:val="26"/>
+        </w:rPr>
+        <w:t>F</w:t>
+      </w:r>
+      <w:r>
+        <w:rPr>
+          <w:sz w:val="26"/>
+          <w:szCs w:val="26"/>
+        </w:rPr>
+        <w:t>eladatot Tamás oldotta meg</w:t>
+      </w:r>
+      <w:r>
+        <w:rPr>
+          <w:sz w:val="26"/>
+          <w:szCs w:val="26"/>
+        </w:rPr>
+        <w:t>. (</w:t>
+      </w:r>
+      <w:r>
+        <w:rPr>
+          <w:sz w:val="26"/>
+          <w:szCs w:val="26"/>
+        </w:rPr>
+        <w:t xml:space="preserve">dokumentáció: </w:t>
+      </w:r>
+      <w:r>
+        <w:rPr>
+          <w:sz w:val="26"/>
+          <w:szCs w:val="26"/>
+        </w:rPr>
+        <w:t>Popány Dávid)</w:t>
+      </w:r>
+    </w:p>
+    <w:p>
+      <w:pPr>
+        <w:ind w:left="708"/>
+        <w:rPr>
+          <w:sz w:val="24"/>
+          <w:szCs w:val="24"/>
+        </w:rPr>
+      </w:pPr>
+      <w:r>
+        <w:rPr>
+          <w:sz w:val="24"/>
+          <w:szCs w:val="24"/>
+        </w:rPr>
+        <w:t>R</w:t>
+      </w:r>
+      <w:r>
+        <w:rPr>
+          <w:sz w:val="24"/>
+          <w:szCs w:val="24"/>
+        </w:rPr>
+        <w:t>endezte a listát, elosztotta az első év minimálbérét az első év gázolaj árával</w:t>
+      </w:r>
+      <w:r>
+        <w:rPr>
+          <w:sz w:val="24"/>
+          <w:szCs w:val="24"/>
+        </w:rPr>
+        <w:t>. E</w:t>
+      </w:r>
+      <w:r>
+        <w:rPr>
+          <w:sz w:val="24"/>
+          <w:szCs w:val="24"/>
+        </w:rPr>
+        <w:t>losztotta az első év átlagbérét az első év 86-os benzin árával, majd a 92-es árával és a gázolaj árával.</w:t>
+      </w:r>
+      <w:r>
+        <w:rPr>
+          <w:sz w:val="24"/>
+          <w:szCs w:val="24"/>
+        </w:rPr>
+        <w:t xml:space="preserve"> Elosztotta a minimálbért az átlag jövedelemmel és megszorozta </w:t>
+      </w:r>
+      <w:proofErr w:type="gramStart"/>
+      <w:r>
+        <w:rPr>
+          <w:sz w:val="24"/>
+          <w:szCs w:val="24"/>
+        </w:rPr>
+        <w:t>100-al</w:t>
+      </w:r>
+      <w:proofErr w:type="gramEnd"/>
+      <w:r>
+        <w:rPr>
+          <w:sz w:val="24"/>
+          <w:szCs w:val="24"/>
+        </w:rPr>
+        <w:t>. Így megkaptuk a százalékot.</w:t>
+      </w:r>
+    </w:p>
+    <w:p>
+      <w:pPr>
+        <w:rPr>
+          <w:sz w:val="26"/>
+          <w:szCs w:val="26"/>
+        </w:rPr>
+      </w:pPr>
+      <w:r>
+        <w:rPr>
+          <w:sz w:val="26"/>
+          <w:szCs w:val="26"/>
+        </w:rPr>
+        <w:t>7. Feladat (dokumentáció: Popány Dávid)</w:t>
+      </w:r>
+    </w:p>
+    <w:p>
+      <w:pPr>
+        <w:ind w:left="705"/>
+        <w:rPr>
+          <w:sz w:val="24"/>
+          <w:szCs w:val="24"/>
+        </w:rPr>
+      </w:pPr>
+      <w:r>
+        <w:rPr>
+          <w:sz w:val="24"/>
+          <w:szCs w:val="24"/>
+        </w:rPr>
+        <w:t xml:space="preserve">Dániel </w:t>
+      </w:r>
+      <w:proofErr w:type="spellStart"/>
+      <w:r>
+        <w:rPr>
+          <w:sz w:val="24"/>
+          <w:szCs w:val="24"/>
+        </w:rPr>
+        <w:t>foreach</w:t>
+      </w:r>
+      <w:proofErr w:type="spellEnd"/>
+      <w:r>
+        <w:rPr>
+          <w:sz w:val="24"/>
+          <w:szCs w:val="24"/>
+        </w:rPr>
+        <w:t xml:space="preserve">-el </w:t>
+      </w:r>
+      <w:proofErr w:type="spellStart"/>
+      <w:r>
+        <w:rPr>
+          <w:sz w:val="24"/>
+          <w:szCs w:val="24"/>
+        </w:rPr>
+        <w:t>végigment</w:t>
+      </w:r>
+      <w:proofErr w:type="spellEnd"/>
+      <w:r>
+        <w:rPr>
+          <w:sz w:val="24"/>
+          <w:szCs w:val="24"/>
+        </w:rPr>
+        <w:t xml:space="preserve"> az adatokon. </w:t>
+      </w:r>
+      <w:proofErr w:type="gramStart"/>
+      <w:r>
+        <w:rPr>
+          <w:sz w:val="24"/>
+          <w:szCs w:val="24"/>
+        </w:rPr>
+        <w:t>Megnézte</w:t>
+      </w:r>
+      <w:proofErr w:type="gramEnd"/>
+      <w:r>
+        <w:rPr>
+          <w:sz w:val="24"/>
+          <w:szCs w:val="24"/>
+        </w:rPr>
+        <w:t xml:space="preserve"> hogy hol elérhető a 95-ös benzin. </w:t>
+      </w:r>
+      <w:proofErr w:type="spellStart"/>
+      <w:r>
+        <w:rPr>
+          <w:sz w:val="24"/>
+          <w:szCs w:val="24"/>
+        </w:rPr>
+        <w:t>If</w:t>
+      </w:r>
+      <w:proofErr w:type="spellEnd"/>
+      <w:r>
+        <w:rPr>
+          <w:sz w:val="24"/>
+          <w:szCs w:val="24"/>
+        </w:rPr>
+        <w:t xml:space="preserve">-el </w:t>
+      </w:r>
+      <w:proofErr w:type="gramStart"/>
+      <w:r>
+        <w:rPr>
+          <w:sz w:val="24"/>
+          <w:szCs w:val="24"/>
+        </w:rPr>
+        <w:t>megnézte</w:t>
+      </w:r>
+      <w:proofErr w:type="gramEnd"/>
+      <w:r>
+        <w:rPr>
+          <w:sz w:val="24"/>
+          <w:szCs w:val="24"/>
+        </w:rPr>
+        <w:t xml:space="preserve"> hogy egy üres változó kisebb mint a minimálbér elosztva a 95-ös árával. Ha igaz akkor az üres változó egyenlő lesz a minimálbér osztva a 95-össel-el </w:t>
+      </w:r>
+      <w:r>
+        <w:rPr>
+          <w:sz w:val="24"/>
+          <w:szCs w:val="24"/>
+        </w:rPr>
+        <w:lastRenderedPageBreak/>
+        <w:t xml:space="preserve">ezután az ehhez tartozó évet is eltárolta egy külön változóba. Ugyan ezt megcsinálta a legolcsóbbal csak a relációs jel meg van fordítva. Az eddigieket megismételte a bruttóval. </w:t>
+      </w:r>
+      <w:r>
+        <w:rPr>
+          <w:sz w:val="24"/>
+          <w:szCs w:val="24"/>
+        </w:rPr>
+        <w:t xml:space="preserve">Hogy megkapjuk a %-ot, át kellett alakítani a minimálbért és az átlagbért </w:t>
+      </w:r>
+      <w:proofErr w:type="spellStart"/>
+      <w:r>
+        <w:rPr>
+          <w:sz w:val="24"/>
+          <w:szCs w:val="24"/>
+        </w:rPr>
+        <w:t>double</w:t>
+      </w:r>
+      <w:proofErr w:type="spellEnd"/>
+      <w:r>
+        <w:rPr>
+          <w:sz w:val="24"/>
+          <w:szCs w:val="24"/>
+        </w:rPr>
+        <w:t>-be, majd elosztottuk a minimálbért az átlagbérrel. Ezután megszorozzuk százzal és kerekítjük kettes tizedesjegyre.</w:t>
       </w:r>
       <w:bookmarkStart w:id="0" w:name="_GoBack"/>
       <w:bookmarkEnd w:id="0"/>
-      <w:r>
-        <w:rPr>
-          <w:sz w:val="24"/>
-          <w:szCs w:val="24"/>
-        </w:rPr>
-        <w:t xml:space="preserve">fájlban vannak null értékek és a kód nem tudja értelmezni és kiakad. Tamás </w:t>
-      </w:r>
-      <w:r>
-        <w:rPr>
-          <w:sz w:val="24"/>
-          <w:szCs w:val="24"/>
-        </w:rPr>
-        <w:t>meg</w:t>
-      </w:r>
-      <w:r>
-        <w:rPr>
-          <w:sz w:val="24"/>
-          <w:szCs w:val="24"/>
-        </w:rPr>
-        <w:t>javít</w:t>
-      </w:r>
-      <w:r>
-        <w:rPr>
-          <w:sz w:val="24"/>
-          <w:szCs w:val="24"/>
-        </w:rPr>
-        <w:t>otta</w:t>
-      </w:r>
-      <w:r>
-        <w:rPr>
-          <w:sz w:val="24"/>
-          <w:szCs w:val="24"/>
-        </w:rPr>
-        <w:t xml:space="preserve"> a problémát</w:t>
-      </w:r>
-      <w:r>
-        <w:rPr>
-          <w:sz w:val="24"/>
-          <w:szCs w:val="24"/>
-        </w:rPr>
-        <w:t xml:space="preserve">, null érték helyett semmit adtunk meg. </w:t>
-      </w:r>
-    </w:p>
-    <w:p>
-      <w:pPr>
-        <w:rPr>
-          <w:sz w:val="26"/>
-          <w:szCs w:val="26"/>
-        </w:rPr>
-      </w:pPr>
-      <w:r>
-        <w:rPr>
-          <w:sz w:val="26"/>
-          <w:szCs w:val="26"/>
-        </w:rPr>
-        <w:t>3. Feladat (</w:t>
-      </w:r>
-      <w:r>
-        <w:rPr>
-          <w:sz w:val="26"/>
-          <w:szCs w:val="26"/>
-        </w:rPr>
-        <w:t>Popány Dávid</w:t>
-      </w:r>
-      <w:r>
-        <w:rPr>
-          <w:sz w:val="26"/>
-          <w:szCs w:val="26"/>
-        </w:rPr>
-        <w:t>)</w:t>
-      </w:r>
-    </w:p>
-    <w:p>
-      <w:pPr>
-        <w:ind w:firstLine="708"/>
-        <w:rPr>
-          <w:sz w:val="24"/>
-          <w:szCs w:val="24"/>
-        </w:rPr>
-      </w:pPr>
-      <w:r>
-        <w:rPr>
-          <w:sz w:val="24"/>
-          <w:szCs w:val="24"/>
-        </w:rPr>
-        <w:t xml:space="preserve">Dániel megoldotta </w:t>
+    </w:p>
+    <w:p>
+      <w:pPr>
+        <w:rPr>
+          <w:sz w:val="26"/>
+          <w:szCs w:val="26"/>
+        </w:rPr>
+      </w:pPr>
+      <w:r>
+        <w:rPr>
+          <w:sz w:val="26"/>
+          <w:szCs w:val="26"/>
+        </w:rPr>
+        <w:t xml:space="preserve">8. </w:t>
+      </w:r>
+      <w:r>
+        <w:rPr>
+          <w:sz w:val="26"/>
+          <w:szCs w:val="26"/>
+        </w:rPr>
+        <w:t>F</w:t>
+      </w:r>
+      <w:r>
+        <w:rPr>
+          <w:sz w:val="26"/>
+          <w:szCs w:val="26"/>
+        </w:rPr>
+        <w:t>eladat</w:t>
+      </w:r>
+      <w:r>
+        <w:rPr>
+          <w:sz w:val="26"/>
+          <w:szCs w:val="26"/>
+        </w:rPr>
+        <w:t xml:space="preserve"> (</w:t>
+      </w:r>
+      <w:r>
+        <w:rPr>
+          <w:sz w:val="26"/>
+          <w:szCs w:val="26"/>
+        </w:rPr>
+        <w:t xml:space="preserve">dokumentáció: </w:t>
+      </w:r>
+      <w:r>
+        <w:rPr>
+          <w:sz w:val="26"/>
+          <w:szCs w:val="26"/>
+        </w:rPr>
+        <w:t>Popány Dávid)</w:t>
+      </w:r>
+    </w:p>
+    <w:p>
+      <w:pPr>
+        <w:ind w:left="708"/>
+        <w:rPr>
+          <w:sz w:val="24"/>
+          <w:szCs w:val="24"/>
+        </w:rPr>
+      </w:pPr>
+      <w:r>
+        <w:rPr>
+          <w:sz w:val="24"/>
+          <w:szCs w:val="24"/>
+        </w:rPr>
+        <w:t>A feladat ú</w:t>
+      </w:r>
+      <w:r>
+        <w:rPr>
+          <w:sz w:val="24"/>
+          <w:szCs w:val="24"/>
+        </w:rPr>
+        <w:t xml:space="preserve">gy </w:t>
+      </w:r>
+      <w:r>
+        <w:rPr>
+          <w:sz w:val="24"/>
+          <w:szCs w:val="24"/>
+        </w:rPr>
+        <w:t>zajlott,</w:t>
+      </w:r>
+      <w:r>
+        <w:rPr>
+          <w:sz w:val="24"/>
+          <w:szCs w:val="24"/>
+        </w:rPr>
+        <w:t xml:space="preserve"> hogy</w:t>
+      </w:r>
+      <w:r>
+        <w:rPr>
+          <w:sz w:val="24"/>
+          <w:szCs w:val="24"/>
+        </w:rPr>
+        <w:t xml:space="preserve"> Tamás</w:t>
+      </w:r>
+      <w:r>
+        <w:rPr>
+          <w:sz w:val="24"/>
+          <w:szCs w:val="24"/>
+        </w:rPr>
+        <w:t xml:space="preserve"> </w:t>
       </w:r>
       <w:proofErr w:type="spellStart"/>
       <w:r>
@@ -341,57 +902,115 @@
           <w:sz w:val="24"/>
           <w:szCs w:val="24"/>
         </w:rPr>
-        <w:t>-el</w:t>
-      </w:r>
-      <w:r>
-        <w:rPr>
-          <w:sz w:val="24"/>
-          <w:szCs w:val="24"/>
-        </w:rPr>
-        <w:t>.</w:t>
-      </w:r>
-    </w:p>
-    <w:p>
-      <w:pPr>
-        <w:rPr>
-          <w:sz w:val="26"/>
-          <w:szCs w:val="26"/>
-        </w:rPr>
-      </w:pPr>
-      <w:r>
-        <w:rPr>
-          <w:sz w:val="26"/>
-          <w:szCs w:val="26"/>
-        </w:rPr>
-        <w:t>Tamás a 4. feladat</w:t>
-      </w:r>
-      <w:r>
-        <w:rPr>
-          <w:sz w:val="26"/>
-          <w:szCs w:val="26"/>
-        </w:rPr>
-        <w:t>tal végzett</w:t>
-      </w:r>
-      <w:r>
-        <w:rPr>
-          <w:sz w:val="26"/>
-          <w:szCs w:val="26"/>
-        </w:rPr>
-        <w:t>. (</w:t>
-      </w:r>
-      <w:r>
-        <w:rPr>
-          <w:sz w:val="26"/>
-          <w:szCs w:val="26"/>
-        </w:rPr>
-        <w:t>Popány Dávid</w:t>
-      </w:r>
-      <w:r>
-        <w:rPr>
-          <w:sz w:val="26"/>
-          <w:szCs w:val="26"/>
-        </w:rPr>
-        <w:t>)</w:t>
+        <w:t xml:space="preserve">-el végig ment az adatok listán </w:t>
+      </w:r>
+      <w:r>
+        <w:rPr>
+          <w:sz w:val="24"/>
+          <w:szCs w:val="24"/>
+        </w:rPr>
+        <w:t>majd,</w:t>
+      </w:r>
+      <w:r>
+        <w:rPr>
+          <w:sz w:val="24"/>
+          <w:szCs w:val="24"/>
+        </w:rPr>
+        <w:t xml:space="preserve"> ha a 95-ös ben</w:t>
+      </w:r>
+      <w:r>
+        <w:rPr>
+          <w:sz w:val="24"/>
+          <w:szCs w:val="24"/>
+        </w:rPr>
+        <w:t>zin</w:t>
+      </w:r>
+      <w:r>
+        <w:rPr>
+          <w:sz w:val="24"/>
+          <w:szCs w:val="24"/>
+        </w:rPr>
+        <w:t xml:space="preserve"> nem 0 akkor </w:t>
+      </w:r>
+      <w:proofErr w:type="spellStart"/>
+      <w:r>
+        <w:rPr>
+          <w:sz w:val="24"/>
+          <w:szCs w:val="24"/>
+        </w:rPr>
+        <w:t>if</w:t>
+      </w:r>
+      <w:proofErr w:type="spellEnd"/>
+      <w:r>
+        <w:rPr>
+          <w:sz w:val="24"/>
+          <w:szCs w:val="24"/>
+        </w:rPr>
+        <w:t xml:space="preserve">-el összehasonlítjuk az adott év gázolaj és 95-ös benzin árát. Ha nagyobb a </w:t>
+      </w:r>
+      <w:r>
+        <w:rPr>
+          <w:sz w:val="24"/>
+          <w:szCs w:val="24"/>
+        </w:rPr>
+        <w:t>gázolaj,</w:t>
+      </w:r>
+      <w:r>
+        <w:rPr>
+          <w:sz w:val="24"/>
+          <w:szCs w:val="24"/>
+        </w:rPr>
+        <w:t xml:space="preserve"> mint a benzin akkor </w:t>
+      </w:r>
+      <w:r>
+        <w:rPr>
+          <w:sz w:val="24"/>
+          <w:szCs w:val="24"/>
+        </w:rPr>
+        <w:t>kiírjuk,</w:t>
+      </w:r>
+      <w:r>
+        <w:rPr>
+          <w:sz w:val="24"/>
+          <w:szCs w:val="24"/>
+        </w:rPr>
+        <w:t xml:space="preserve"> hogy „Az adott évben volt drágább a gázolaj”. </w:t>
+      </w:r>
+      <w:r>
+        <w:rPr>
+          <w:sz w:val="24"/>
+          <w:szCs w:val="24"/>
+        </w:rPr>
+        <w:t xml:space="preserve"> </w:t>
+      </w:r>
+    </w:p>
+    <w:p>
+      <w:pPr>
+        <w:rPr>
+          <w:sz w:val="26"/>
+          <w:szCs w:val="26"/>
+        </w:rPr>
+      </w:pPr>
+      <w:r>
+        <w:rPr>
+          <w:sz w:val="26"/>
+          <w:szCs w:val="26"/>
+        </w:rPr>
+        <w:t>9. Feladat (</w:t>
+      </w:r>
+      <w:r>
+        <w:rPr>
+          <w:sz w:val="26"/>
+          <w:szCs w:val="26"/>
+        </w:rPr>
+        <w:t xml:space="preserve">dokumentáció: </w:t>
+      </w:r>
+      <w:r>
+        <w:rPr>
+          <w:sz w:val="26"/>
+          <w:szCs w:val="26"/>
+        </w:rPr>
+        <w:t>Popány Dávid)</w:t>
       </w:r>
     </w:p>
     <w:p>
@@ -407,14 +1026,51 @@
           <w:sz w:val="24"/>
           <w:szCs w:val="24"/>
         </w:rPr>
-        <w:t>L</w:t>
-      </w:r>
-      <w:r>
-        <w:rPr>
-          <w:sz w:val="24"/>
-          <w:szCs w:val="24"/>
-        </w:rPr>
-        <w:t xml:space="preserve">étrehozott egy számlálót és </w:t>
+        <w:t xml:space="preserve">Úgy oldottam meg hogy létrehoztam egy </w:t>
+      </w:r>
+      <w:proofErr w:type="spellStart"/>
+      <w:r>
+        <w:rPr>
+          <w:sz w:val="24"/>
+          <w:szCs w:val="24"/>
+        </w:rPr>
+        <w:t>double</w:t>
+      </w:r>
+      <w:proofErr w:type="spellEnd"/>
+      <w:r>
+        <w:rPr>
+          <w:sz w:val="24"/>
+          <w:szCs w:val="24"/>
+        </w:rPr>
+        <w:t xml:space="preserve"> előző évi értéket, amibe az adatok 0. indexének gázolaj</w:t>
+      </w:r>
+      <w:r>
+        <w:rPr>
+          <w:sz w:val="24"/>
+          <w:szCs w:val="24"/>
+        </w:rPr>
+        <w:t xml:space="preserve"> és 95-ös benzin értékét mentettem el.</w:t>
+      </w:r>
+      <w:r>
+        <w:rPr>
+          <w:sz w:val="24"/>
+          <w:szCs w:val="24"/>
+        </w:rPr>
+        <w:t xml:space="preserve"> </w:t>
+      </w:r>
+      <w:r>
+        <w:rPr>
+          <w:sz w:val="24"/>
+          <w:szCs w:val="24"/>
+        </w:rPr>
+        <w:t>M</w:t>
+      </w:r>
+      <w:r>
+        <w:rPr>
+          <w:sz w:val="24"/>
+          <w:szCs w:val="24"/>
+        </w:rPr>
+        <w:t xml:space="preserve">ajd </w:t>
       </w:r>
       <w:proofErr w:type="spellStart"/>
       <w:r>
@@ -430,169 +1086,30 @@
           <w:sz w:val="24"/>
           <w:szCs w:val="24"/>
         </w:rPr>
-        <w:t>-el végig ment az adatok listán és összeszámolta az időintervallumot.</w:t>
-      </w:r>
-    </w:p>
-    <w:p>
-      <w:pPr>
-        <w:rPr>
-          <w:sz w:val="26"/>
-          <w:szCs w:val="26"/>
-        </w:rPr>
-      </w:pPr>
-      <w:r>
-        <w:rPr>
-          <w:sz w:val="26"/>
-          <w:szCs w:val="26"/>
-        </w:rPr>
-        <w:t>Eközben Dániel az 5. feladattal foglalkozott.</w:t>
-      </w:r>
-      <w:r>
-        <w:rPr>
-          <w:sz w:val="26"/>
-          <w:szCs w:val="26"/>
-        </w:rPr>
-        <w:t xml:space="preserve"> (</w:t>
-      </w:r>
-      <w:r>
-        <w:rPr>
-          <w:sz w:val="26"/>
-          <w:szCs w:val="26"/>
-        </w:rPr>
-        <w:t>Popány Dávid</w:t>
-      </w:r>
-      <w:r>
-        <w:rPr>
-          <w:sz w:val="26"/>
-          <w:szCs w:val="26"/>
-        </w:rPr>
-        <w:t>)</w:t>
-      </w:r>
-    </w:p>
-    <w:p>
-      <w:pPr>
-        <w:ind w:firstLine="708"/>
-        <w:rPr>
-          <w:sz w:val="24"/>
-          <w:szCs w:val="24"/>
-        </w:rPr>
-      </w:pPr>
-      <w:r>
-        <w:rPr>
-          <w:sz w:val="24"/>
-          <w:szCs w:val="24"/>
-        </w:rPr>
-        <w:t xml:space="preserve">Egy </w:t>
-      </w:r>
-      <w:proofErr w:type="spellStart"/>
-      <w:r>
-        <w:rPr>
-          <w:sz w:val="24"/>
-          <w:szCs w:val="24"/>
-        </w:rPr>
-        <w:t>foreach</w:t>
-      </w:r>
-      <w:proofErr w:type="spellEnd"/>
-      <w:r>
-        <w:rPr>
-          <w:sz w:val="24"/>
-          <w:szCs w:val="24"/>
-        </w:rPr>
-        <w:t>-el végig ment az adatok</w:t>
-      </w:r>
-      <w:r>
-        <w:rPr>
-          <w:sz w:val="24"/>
-          <w:szCs w:val="24"/>
-        </w:rPr>
-        <w:t xml:space="preserve"> 86-os benzinén</w:t>
-      </w:r>
-      <w:r>
-        <w:rPr>
-          <w:sz w:val="24"/>
-          <w:szCs w:val="24"/>
-        </w:rPr>
-        <w:t xml:space="preserve"> és minden évet külön írt ki. </w:t>
-      </w:r>
-    </w:p>
-    <w:p>
-      <w:pPr>
-        <w:rPr>
-          <w:sz w:val="26"/>
-          <w:szCs w:val="26"/>
-        </w:rPr>
-      </w:pPr>
-      <w:r>
-        <w:rPr>
-          <w:sz w:val="26"/>
-          <w:szCs w:val="26"/>
-        </w:rPr>
-        <w:t xml:space="preserve">6. </w:t>
-      </w:r>
-      <w:r>
-        <w:rPr>
-          <w:sz w:val="26"/>
-          <w:szCs w:val="26"/>
-        </w:rPr>
-        <w:t>F</w:t>
-      </w:r>
-      <w:r>
-        <w:rPr>
-          <w:sz w:val="26"/>
-          <w:szCs w:val="26"/>
-        </w:rPr>
-        <w:t>eladatot Tamás oldotta meg</w:t>
-      </w:r>
-      <w:r>
-        <w:rPr>
-          <w:sz w:val="26"/>
-          <w:szCs w:val="26"/>
-        </w:rPr>
-        <w:t>. (Popány Dávid)</w:t>
-      </w:r>
-    </w:p>
-    <w:p>
-      <w:pPr>
-        <w:ind w:left="708"/>
-        <w:rPr>
-          <w:sz w:val="24"/>
-          <w:szCs w:val="24"/>
-        </w:rPr>
-      </w:pPr>
-      <w:r>
-        <w:rPr>
-          <w:sz w:val="24"/>
-          <w:szCs w:val="24"/>
-        </w:rPr>
-        <w:t>R</w:t>
-      </w:r>
-      <w:r>
-        <w:rPr>
-          <w:sz w:val="24"/>
-          <w:szCs w:val="24"/>
-        </w:rPr>
-        <w:t>endezte a listát, elosztotta az első év minimálbérét az első év gázolaj árával</w:t>
-      </w:r>
-      <w:r>
-        <w:rPr>
-          <w:sz w:val="24"/>
-          <w:szCs w:val="24"/>
-        </w:rPr>
-        <w:t>. E</w:t>
-      </w:r>
-      <w:r>
-        <w:rPr>
-          <w:sz w:val="24"/>
-          <w:szCs w:val="24"/>
-        </w:rPr>
-        <w:t>losztotta az első év átlagbérét az első év 86-os benzin árával, majd a 92-es árával és a gázolaj árával.</w:t>
-      </w:r>
-      <w:r>
-        <w:rPr>
-          <w:sz w:val="24"/>
-          <w:szCs w:val="24"/>
-        </w:rPr>
-        <w:t xml:space="preserve"> Elosztotta a minimálbért az átlag jövedelemmel és megszorozta </w:t>
+        <w:t xml:space="preserve">-el végig mentem a gázolaj és 95-ös benzinen. </w:t>
+      </w:r>
+      <w:r>
+        <w:rPr>
+          <w:sz w:val="24"/>
+          <w:szCs w:val="24"/>
+        </w:rPr>
+        <w:t xml:space="preserve">Ha az </w:t>
+      </w:r>
+      <w:proofErr w:type="spellStart"/>
+      <w:r>
+        <w:rPr>
+          <w:sz w:val="24"/>
+          <w:szCs w:val="24"/>
+        </w:rPr>
+        <w:t>item</w:t>
+      </w:r>
+      <w:proofErr w:type="spellEnd"/>
+      <w:r>
+        <w:rPr>
+          <w:sz w:val="24"/>
+          <w:szCs w:val="24"/>
+        </w:rPr>
+        <w:t xml:space="preserve"> (ideiglenes érték) kisebb, mint az előző évi érték akkor írja </w:t>
       </w:r>
       <w:proofErr w:type="gramStart"/>
       <w:r>
@@ -600,7 +1117,7 @@
           <w:sz w:val="24"/>
           <w:szCs w:val="24"/>
         </w:rPr>
-        <w:t>100-al</w:t>
+        <w:t>ki</w:t>
       </w:r>
       <w:proofErr w:type="gramEnd"/>
       <w:r>
@@ -608,342 +1125,50 @@
           <w:sz w:val="24"/>
           <w:szCs w:val="24"/>
         </w:rPr>
-        <w:t>. Így megkaptuk a százalékot.</w:t>
-      </w:r>
-    </w:p>
-    <w:p>
-      <w:pPr>
-        <w:rPr>
-          <w:sz w:val="26"/>
-          <w:szCs w:val="26"/>
-        </w:rPr>
-      </w:pPr>
-      <w:r>
-        <w:rPr>
-          <w:sz w:val="26"/>
-          <w:szCs w:val="26"/>
-        </w:rPr>
-        <w:t xml:space="preserve">8. </w:t>
-      </w:r>
-      <w:r>
-        <w:rPr>
-          <w:sz w:val="26"/>
-          <w:szCs w:val="26"/>
-        </w:rPr>
-        <w:t>F</w:t>
-      </w:r>
-      <w:r>
-        <w:rPr>
-          <w:sz w:val="26"/>
-          <w:szCs w:val="26"/>
-        </w:rPr>
-        <w:t xml:space="preserve">eladat </w:t>
-      </w:r>
-      <w:r>
-        <w:rPr>
-          <w:sz w:val="26"/>
-          <w:szCs w:val="26"/>
-        </w:rPr>
-        <w:t>Dokumentáció (Popány Dávid)</w:t>
-      </w:r>
-    </w:p>
-    <w:p>
-      <w:pPr>
-        <w:ind w:left="708"/>
-        <w:rPr>
-          <w:sz w:val="24"/>
-          <w:szCs w:val="24"/>
-        </w:rPr>
-      </w:pPr>
-      <w:r>
-        <w:rPr>
-          <w:sz w:val="24"/>
-          <w:szCs w:val="24"/>
-        </w:rPr>
-        <w:t>A feladat ú</w:t>
-      </w:r>
-      <w:r>
-        <w:rPr>
-          <w:sz w:val="24"/>
-          <w:szCs w:val="24"/>
-        </w:rPr>
-        <w:t xml:space="preserve">gy </w:t>
-      </w:r>
-      <w:r>
-        <w:rPr>
-          <w:sz w:val="24"/>
-          <w:szCs w:val="24"/>
-        </w:rPr>
-        <w:t>zajlott,</w:t>
-      </w:r>
-      <w:r>
-        <w:rPr>
-          <w:sz w:val="24"/>
-          <w:szCs w:val="24"/>
-        </w:rPr>
-        <w:t xml:space="preserve"> hogy</w:t>
-      </w:r>
-      <w:r>
-        <w:rPr>
-          <w:sz w:val="24"/>
-          <w:szCs w:val="24"/>
-        </w:rPr>
-        <w:t xml:space="preserve"> Tamás</w:t>
-      </w:r>
-      <w:r>
-        <w:rPr>
-          <w:sz w:val="24"/>
-          <w:szCs w:val="24"/>
+        <w:t xml:space="preserve"> hogy az adott évben csökkent az üzemanyag ár.</w:t>
+      </w:r>
+    </w:p>
+    <w:p>
+      <w:pPr>
+        <w:rPr>
+          <w:sz w:val="26"/>
+          <w:szCs w:val="26"/>
+        </w:rPr>
+      </w:pPr>
+      <w:r>
+        <w:rPr>
+          <w:sz w:val="26"/>
+          <w:szCs w:val="26"/>
+        </w:rPr>
+        <w:t>10. feladat</w:t>
+      </w:r>
+      <w:r>
+        <w:rPr>
+          <w:sz w:val="26"/>
+          <w:szCs w:val="26"/>
         </w:rPr>
         <w:t xml:space="preserve"> </w:t>
       </w:r>
-      <w:proofErr w:type="spellStart"/>
-      <w:r>
-        <w:rPr>
-          <w:sz w:val="24"/>
-          <w:szCs w:val="24"/>
-        </w:rPr>
-        <w:t>foreach</w:t>
-      </w:r>
-      <w:proofErr w:type="spellEnd"/>
-      <w:r>
-        <w:rPr>
-          <w:sz w:val="24"/>
-          <w:szCs w:val="24"/>
-        </w:rPr>
-        <w:t xml:space="preserve">-el végig ment az adatok listán </w:t>
-      </w:r>
-      <w:r>
-        <w:rPr>
-          <w:sz w:val="24"/>
-          <w:szCs w:val="24"/>
-        </w:rPr>
-        <w:t>majd,</w:t>
-      </w:r>
-      <w:r>
-        <w:rPr>
-          <w:sz w:val="24"/>
-          <w:szCs w:val="24"/>
-        </w:rPr>
-        <w:t xml:space="preserve"> ha a 95-ös ben</w:t>
-      </w:r>
-      <w:r>
-        <w:rPr>
-          <w:sz w:val="24"/>
-          <w:szCs w:val="24"/>
-        </w:rPr>
-        <w:t>zin</w:t>
-      </w:r>
-      <w:r>
-        <w:rPr>
-          <w:sz w:val="24"/>
-          <w:szCs w:val="24"/>
-        </w:rPr>
-        <w:t xml:space="preserve"> nem 0 akkor </w:t>
-      </w:r>
-      <w:proofErr w:type="spellStart"/>
-      <w:r>
-        <w:rPr>
-          <w:sz w:val="24"/>
-          <w:szCs w:val="24"/>
-        </w:rPr>
-        <w:t>if</w:t>
-      </w:r>
-      <w:proofErr w:type="spellEnd"/>
-      <w:r>
-        <w:rPr>
-          <w:sz w:val="24"/>
-          <w:szCs w:val="24"/>
-        </w:rPr>
-        <w:t xml:space="preserve">-el összehasonlítjuk az adott év gázolaj és 95-ös benzin </w:t>
-      </w:r>
-      <w:r>
-        <w:rPr>
-          <w:sz w:val="24"/>
-          <w:szCs w:val="24"/>
-        </w:rPr>
-        <w:lastRenderedPageBreak/>
-        <w:t xml:space="preserve">árát. Ha nagyobb a </w:t>
-      </w:r>
-      <w:r>
-        <w:rPr>
-          <w:sz w:val="24"/>
-          <w:szCs w:val="24"/>
-        </w:rPr>
-        <w:t>gázolaj,</w:t>
-      </w:r>
-      <w:r>
-        <w:rPr>
-          <w:sz w:val="24"/>
-          <w:szCs w:val="24"/>
-        </w:rPr>
-        <w:t xml:space="preserve"> mint a benzin akkor </w:t>
-      </w:r>
-      <w:r>
-        <w:rPr>
-          <w:sz w:val="24"/>
-          <w:szCs w:val="24"/>
-        </w:rPr>
-        <w:t>kiírjuk,</w:t>
-      </w:r>
-      <w:r>
-        <w:rPr>
-          <w:sz w:val="24"/>
-          <w:szCs w:val="24"/>
-        </w:rPr>
-        <w:t xml:space="preserve"> hogy „Az adott évben volt drágább a gázolaj”. </w:t>
-      </w:r>
-      <w:r>
-        <w:rPr>
-          <w:sz w:val="24"/>
-          <w:szCs w:val="24"/>
-        </w:rPr>
-        <w:t xml:space="preserve"> </w:t>
-      </w:r>
-    </w:p>
-    <w:p>
-      <w:pPr>
-        <w:rPr>
-          <w:sz w:val="26"/>
-          <w:szCs w:val="26"/>
-        </w:rPr>
-      </w:pPr>
-      <w:r>
-        <w:rPr>
-          <w:sz w:val="26"/>
-          <w:szCs w:val="26"/>
-        </w:rPr>
-        <w:t>9. Feladat (Popány Dávid)</w:t>
-      </w:r>
-    </w:p>
-    <w:p>
-      <w:pPr>
-        <w:ind w:left="708"/>
-        <w:rPr>
-          <w:sz w:val="24"/>
-          <w:szCs w:val="24"/>
-        </w:rPr>
-      </w:pPr>
-      <w:r>
-        <w:rPr>
-          <w:sz w:val="24"/>
-          <w:szCs w:val="24"/>
-        </w:rPr>
-        <w:t xml:space="preserve">Úgy oldottam meg hogy létrehoztam egy </w:t>
-      </w:r>
-      <w:proofErr w:type="spellStart"/>
-      <w:r>
-        <w:rPr>
-          <w:sz w:val="24"/>
-          <w:szCs w:val="24"/>
-        </w:rPr>
-        <w:t>double</w:t>
-      </w:r>
-      <w:proofErr w:type="spellEnd"/>
-      <w:r>
-        <w:rPr>
-          <w:sz w:val="24"/>
-          <w:szCs w:val="24"/>
-        </w:rPr>
-        <w:t xml:space="preserve"> előző évi értéket, amibe az adatok 0. indexének gázolaj</w:t>
-      </w:r>
-      <w:r>
-        <w:rPr>
-          <w:sz w:val="24"/>
-          <w:szCs w:val="24"/>
-        </w:rPr>
-        <w:t xml:space="preserve"> és 95-ös benzin értékét mentettem el.</w:t>
-      </w:r>
-      <w:r>
-        <w:rPr>
-          <w:sz w:val="24"/>
-          <w:szCs w:val="24"/>
-        </w:rPr>
-        <w:t xml:space="preserve"> </w:t>
-      </w:r>
-      <w:r>
-        <w:rPr>
-          <w:sz w:val="24"/>
-          <w:szCs w:val="24"/>
-        </w:rPr>
-        <w:t>M</w:t>
-      </w:r>
-      <w:r>
-        <w:rPr>
-          <w:sz w:val="24"/>
-          <w:szCs w:val="24"/>
-        </w:rPr>
-        <w:t xml:space="preserve">ajd </w:t>
-      </w:r>
-      <w:proofErr w:type="spellStart"/>
-      <w:r>
-        <w:rPr>
-          <w:sz w:val="24"/>
-          <w:szCs w:val="24"/>
-        </w:rPr>
-        <w:t>foreach</w:t>
-      </w:r>
-      <w:proofErr w:type="spellEnd"/>
-      <w:r>
-        <w:rPr>
-          <w:sz w:val="24"/>
-          <w:szCs w:val="24"/>
-        </w:rPr>
-        <w:t xml:space="preserve">-el végig mentem a gázolaj és 95-ös benzinen. </w:t>
-      </w:r>
-      <w:r>
-        <w:rPr>
-          <w:sz w:val="24"/>
-          <w:szCs w:val="24"/>
-        </w:rPr>
-        <w:t xml:space="preserve">Ha az </w:t>
-      </w:r>
-      <w:proofErr w:type="spellStart"/>
-      <w:r>
-        <w:rPr>
-          <w:sz w:val="24"/>
-          <w:szCs w:val="24"/>
-        </w:rPr>
-        <w:t>item</w:t>
-      </w:r>
-      <w:proofErr w:type="spellEnd"/>
-      <w:r>
-        <w:rPr>
-          <w:sz w:val="24"/>
-          <w:szCs w:val="24"/>
-        </w:rPr>
-        <w:t xml:space="preserve"> (ideiglenes érték) kisebb, mint az előző évi érték akkor írja </w:t>
-      </w:r>
-      <w:proofErr w:type="gramStart"/>
-      <w:r>
-        <w:rPr>
-          <w:sz w:val="24"/>
-          <w:szCs w:val="24"/>
-        </w:rPr>
-        <w:t>ki</w:t>
-      </w:r>
-      <w:proofErr w:type="gramEnd"/>
-      <w:r>
-        <w:rPr>
-          <w:sz w:val="24"/>
-          <w:szCs w:val="24"/>
-        </w:rPr>
-        <w:t xml:space="preserve"> hogy az adott évben csökkent az üzemanyag ár.</w:t>
-      </w:r>
-    </w:p>
-    <w:p>
-      <w:pPr>
-        <w:rPr>
-          <w:sz w:val="26"/>
-          <w:szCs w:val="26"/>
-        </w:rPr>
-      </w:pPr>
-      <w:r>
-        <w:rPr>
-          <w:sz w:val="26"/>
-          <w:szCs w:val="26"/>
-        </w:rPr>
-        <w:t>10. feladat dokumentáció: (Mucsi Tamás Ferenc)</w:t>
+      <w:r>
+        <w:rPr>
+          <w:sz w:val="26"/>
+          <w:szCs w:val="26"/>
+        </w:rPr>
+        <w:t>(</w:t>
+      </w:r>
+      <w:r>
+        <w:rPr>
+          <w:sz w:val="26"/>
+          <w:szCs w:val="26"/>
+        </w:rPr>
+        <w:t xml:space="preserve">dokumentáció: </w:t>
+      </w:r>
+      <w:r>
+        <w:rPr>
+          <w:sz w:val="26"/>
+          <w:szCs w:val="26"/>
+        </w:rPr>
+        <w:t>Mucsi Tamás Ferenc)</w:t>
       </w:r>
     </w:p>
     <w:p>
